--- a/TrenIno/Trenino istru/manual.docx
+++ b/TrenIno/Trenino istru/manual.docx
@@ -3,88 +3,22 @@
 <w:document xmlns:wpc="http://schemas.microsoft.com/office/word/2010/wordprocessingCanvas" xmlns:cx="http://schemas.microsoft.com/office/drawing/2014/chartex" xmlns:cx1="http://schemas.microsoft.com/office/drawing/2015/9/8/chartex" xmlns:cx2="http://schemas.microsoft.com/office/drawing/2015/10/21/chartex" xmlns:cx3="http://schemas.microsoft.com/office/drawing/2016/5/9/chartex" xmlns:cx4="http://schemas.microsoft.com/office/drawing/2016/5/10/chartex" xmlns:cx5="http://schemas.microsoft.com/office/drawing/2016/5/11/chartex" xmlns:cx6="http://schemas.microsoft.com/office/drawing/2016/5/12/chartex" xmlns:cx7="http://schemas.microsoft.com/office/drawing/2016/5/13/chartex" xmlns:cx8="http://schemas.microsoft.com/office/drawing/2016/5/14/chartex" xmlns:mc="http://schemas.openxmlformats.org/markup-compatibility/2006" xmlns:aink="http://schemas.microsoft.com/office/drawing/2016/ink" xmlns:am3d="http://schemas.microsoft.com/office/drawing/2017/model3d" xmlns:o="urn:schemas-microsoft-com:office:office" xmlns:oel="http://schemas.microsoft.com/office/2019/extlst" xmlns:r="http://schemas.openxmlformats.org/officeDocument/2006/relationships" xmlns:m="http://schemas.openxmlformats.org/officeDocument/2006/math" xmlns:v="urn:schemas-microsoft-com:vml" xmlns:wp14="http://schemas.microsoft.com/office/word/2010/wordprocessingDrawing" xmlns:wp="http://schemas.openxmlformats.org/drawingml/2006/wordprocessingDrawing" xmlns:w10="urn:schemas-microsoft-com:office:word" xmlns:w="http://schemas.openxmlformats.org/wordprocessingml/2006/main" xmlns:w14="http://schemas.microsoft.com/office/word/2010/wordml" xmlns:w15="http://schemas.microsoft.com/office/word/2012/wordml" xmlns:w16cex="http://schemas.microsoft.com/office/word/2018/wordml/cex" xmlns:w16cid="http://schemas.microsoft.com/office/word/2016/wordml/cid" xmlns:w16="http://schemas.microsoft.com/office/word/2018/wordml" xmlns:w16sdtdh="http://schemas.microsoft.com/office/word/2020/wordml/sdtdatahash" xmlns:w16se="http://schemas.microsoft.com/office/word/2015/wordml/symex" xmlns:wpg="http://schemas.microsoft.com/office/word/2010/wordprocessingGroup" xmlns:wpi="http://schemas.microsoft.com/office/word/2010/wordprocessingInk" xmlns:wne="http://schemas.microsoft.com/office/word/2006/wordml" xmlns:wps="http://schemas.microsoft.com/office/word/2010/wordprocessingShape" mc:Ignorable="w14 w15 w16se w16cid w16 w16cex w16sdtdh wp14">
   <w:body>
     <w:p>
-      <w:r>
-        <w:rPr>
-          <w:rStyle w:val="TitoloCarattere"/>
-        </w:rPr>
-        <w:t>Come collegare i treni</w:t>
-      </w:r>
-      <w:r>
-        <w:br/>
-      </w:r>
-      <w:r>
-        <w:br/>
-        <w:t xml:space="preserve">Per collegare i treni basterà semplicemente accenderli premendo il tasto presente sull'hub. </w:t>
-      </w:r>
-    </w:p>
-    <w:p>
-      <w:r>
-        <w:t xml:space="preserve">Alla prima pressione il treno si collegherà al sistema, la luce dell'hub diventerà </w:t>
-      </w:r>
-      <w:r>
-        <w:t>bianca</w:t>
-      </w:r>
-      <w:r>
-        <w:t xml:space="preserve"> (o viola se si sta ricollegando) e la stessa cosa succederà sul display del sistema nel led in alto in corrispondenza al colore.</w:t>
-      </w:r>
-    </w:p>
-    <w:p>
-      <w:r>
-        <w:t>Il primo colore disponibile verrà assegnato al treno in base a quest'ordine:</w:t>
-      </w:r>
-    </w:p>
-    <w:p>
-      <w:r>
-        <w:t>Rosso (A), Giallo (B), Blu (C) e Verde (D)</w:t>
-      </w:r>
-    </w:p>
-    <w:p>
-      <w:r>
-        <w:t>Una volta collegato, si consiglia di posizionare un mattoncino del colore corrispondente sul treno in modo da non confondersi successivamente.</w:t>
-      </w:r>
-    </w:p>
-    <w:p>
-      <w:r>
-        <w:t xml:space="preserve">Ad una seconda pressione del tasto il treno passerà nello stato "attivo", sul display il colore </w:t>
-      </w:r>
-      <w:r>
-        <w:t xml:space="preserve">del led esterno (vedi foto) </w:t>
-      </w:r>
-      <w:r>
-        <w:t xml:space="preserve">diventerà quello dello slot di appartenenza e da ora sarà possibile controllarlo con il telecomando e se montato un sensore di distanza/colore farlo agire in base ai </w:t>
-      </w:r>
-      <w:proofErr w:type="spellStart"/>
-      <w:r>
-        <w:rPr>
-          <w:b/>
-          <w:bCs/>
-        </w:rPr>
-        <w:t>tile</w:t>
-      </w:r>
-      <w:proofErr w:type="spellEnd"/>
-      <w:r>
-        <w:t xml:space="preserve"> posizionati sul tracciato.</w:t>
-      </w:r>
-      <w:r>
-        <w:br/>
-      </w:r>
-      <w:r>
-        <w:t>Una terza pressione del tasto spegnerà e scollegherà il treno dal sistema.</w:t>
-      </w:r>
-    </w:p>
-    <w:p>
-      <w:r>
-        <w:br/>
-      </w:r>
-      <w:r>
-        <w:rPr>
+      <w:pPr>
+        <w:jc w:val="center"/>
+        <w:rPr>
+          <w:rStyle w:val="TitoloCarattere"/>
+        </w:rPr>
+      </w:pPr>
+      <w:r>
+        <w:rPr>
+          <w:rStyle w:val="TitoloCarattere"/>
           <w:noProof/>
         </w:rPr>
         <w:drawing>
-          <wp:inline distT="0" distB="0" distL="0" distR="0" wp14:anchorId="55DBEFFB" wp14:editId="206E3261">
-            <wp:extent cx="6115050" cy="4591050"/>
-            <wp:effectExtent l="0" t="0" r="0" b="0"/>
-            <wp:docPr id="678198125" name="Immagine 2"/>
+          <wp:inline distT="0" distB="0" distL="0" distR="0" wp14:anchorId="71142C33" wp14:editId="37F5B7D7">
+            <wp:extent cx="4743450" cy="3232624"/>
+            <wp:effectExtent l="0" t="0" r="0" b="6350"/>
+            <wp:docPr id="1801137216" name="Immagine 5"/>
             <wp:cNvGraphicFramePr>
               <a:graphicFrameLocks xmlns:a="http://schemas.openxmlformats.org/drawingml/2006/main" noChangeAspect="1"/>
             </wp:cNvGraphicFramePr>
@@ -92,7 +26,7 @@
               <a:graphicData uri="http://schemas.openxmlformats.org/drawingml/2006/picture">
                 <pic:pic xmlns:pic="http://schemas.openxmlformats.org/drawingml/2006/picture">
                   <pic:nvPicPr>
-                    <pic:cNvPr id="0" name="Picture 2"/>
+                    <pic:cNvPr id="0" name="Picture 6"/>
                     <pic:cNvPicPr>
                       <a:picLocks noChangeAspect="1" noChangeArrowheads="1"/>
                     </pic:cNvPicPr>
@@ -113,7 +47,7 @@
                   <pic:spPr bwMode="auto">
                     <a:xfrm>
                       <a:off x="0" y="0"/>
-                      <a:ext cx="6115050" cy="4591050"/>
+                      <a:ext cx="4756211" cy="3241320"/>
                     </a:xfrm>
                     <a:prstGeom prst="rect">
                       <a:avLst/>
@@ -129,35 +63,660 @@
           </wp:inline>
         </w:drawing>
       </w:r>
-    </w:p>
-    <w:p/>
-    <w:p/>
-    <w:p/>
+      <w:r>
+        <w:rPr>
+          <w:rStyle w:val="TitoloCarattere"/>
+        </w:rPr>
+        <w:br/>
+      </w:r>
+    </w:p>
+    <w:p>
+      <w:pPr>
+        <w:jc w:val="center"/>
+        <w:rPr>
+          <w:rStyle w:val="TitoloCarattere"/>
+        </w:rPr>
+      </w:pPr>
+    </w:p>
+    <w:p>
+      <w:pPr>
+        <w:jc w:val="center"/>
+        <w:rPr>
+          <w:rStyle w:val="TitoloCarattere"/>
+          <w:sz w:val="22"/>
+          <w:szCs w:val="22"/>
+        </w:rPr>
+      </w:pPr>
+      <w:r>
+        <w:rPr>
+          <w:rStyle w:val="TitoloCarattere"/>
+        </w:rPr>
+        <w:t xml:space="preserve">Manuale </w:t>
+      </w:r>
+      <w:r>
+        <w:rPr>
+          <w:rStyle w:val="TitoloCarattere"/>
+        </w:rPr>
+        <w:br/>
+      </w:r>
+      <w:r>
+        <w:rPr>
+          <w:rStyle w:val="TitoloCarattere"/>
+          <w:sz w:val="22"/>
+          <w:szCs w:val="22"/>
+        </w:rPr>
+        <w:t>versione 1.0.1</w:t>
+      </w:r>
+    </w:p>
+    <w:p>
+      <w:pPr>
+        <w:jc w:val="center"/>
+        <w:rPr>
+          <w:rStyle w:val="TitoloCarattere"/>
+          <w:sz w:val="22"/>
+          <w:szCs w:val="22"/>
+        </w:rPr>
+      </w:pPr>
+    </w:p>
+    <w:p>
+      <w:pPr>
+        <w:jc w:val="center"/>
+        <w:rPr>
+          <w:rStyle w:val="TitoloCarattere"/>
+          <w:sz w:val="22"/>
+          <w:szCs w:val="22"/>
+        </w:rPr>
+      </w:pPr>
+    </w:p>
+    <w:p>
+      <w:pPr>
+        <w:jc w:val="center"/>
+        <w:rPr>
+          <w:rStyle w:val="TitoloCarattere"/>
+          <w:sz w:val="22"/>
+          <w:szCs w:val="22"/>
+        </w:rPr>
+      </w:pPr>
+    </w:p>
+    <w:p>
+      <w:pPr>
+        <w:jc w:val="center"/>
+        <w:rPr>
+          <w:rStyle w:val="TitoloCarattere"/>
+          <w:sz w:val="22"/>
+          <w:szCs w:val="22"/>
+        </w:rPr>
+      </w:pPr>
+    </w:p>
+    <w:p>
+      <w:pPr>
+        <w:jc w:val="center"/>
+        <w:rPr>
+          <w:rStyle w:val="TitoloCarattere"/>
+          <w:sz w:val="22"/>
+          <w:szCs w:val="22"/>
+        </w:rPr>
+      </w:pPr>
+    </w:p>
+    <w:p>
+      <w:pPr>
+        <w:jc w:val="center"/>
+        <w:rPr>
+          <w:rStyle w:val="TitoloCarattere"/>
+          <w:sz w:val="22"/>
+          <w:szCs w:val="22"/>
+        </w:rPr>
+      </w:pPr>
+    </w:p>
+    <w:p>
+      <w:pPr>
+        <w:jc w:val="center"/>
+        <w:rPr>
+          <w:rStyle w:val="TitoloCarattere"/>
+          <w:sz w:val="22"/>
+          <w:szCs w:val="22"/>
+        </w:rPr>
+      </w:pPr>
+    </w:p>
+    <w:p>
+      <w:pPr>
+        <w:jc w:val="center"/>
+        <w:rPr>
+          <w:rStyle w:val="TitoloCarattere"/>
+          <w:sz w:val="22"/>
+          <w:szCs w:val="22"/>
+        </w:rPr>
+      </w:pPr>
+    </w:p>
+    <w:p>
+      <w:pPr>
+        <w:jc w:val="center"/>
+        <w:rPr>
+          <w:rStyle w:val="TitoloCarattere"/>
+          <w:sz w:val="22"/>
+          <w:szCs w:val="22"/>
+        </w:rPr>
+      </w:pPr>
+    </w:p>
+    <w:p>
+      <w:pPr>
+        <w:jc w:val="center"/>
+        <w:rPr>
+          <w:rStyle w:val="TitoloCarattere"/>
+          <w:sz w:val="22"/>
+          <w:szCs w:val="22"/>
+        </w:rPr>
+      </w:pPr>
+    </w:p>
+    <w:p>
+      <w:pPr>
+        <w:jc w:val="center"/>
+        <w:rPr>
+          <w:rStyle w:val="TitoloCarattere"/>
+          <w:sz w:val="22"/>
+          <w:szCs w:val="22"/>
+        </w:rPr>
+      </w:pPr>
+    </w:p>
+    <w:p>
+      <w:pPr>
+        <w:jc w:val="center"/>
+        <w:rPr>
+          <w:rStyle w:val="TitoloCarattere"/>
+          <w:sz w:val="22"/>
+          <w:szCs w:val="22"/>
+        </w:rPr>
+      </w:pPr>
+    </w:p>
+    <w:p>
+      <w:pPr>
+        <w:jc w:val="center"/>
+        <w:rPr>
+          <w:rStyle w:val="TitoloCarattere"/>
+          <w:sz w:val="22"/>
+          <w:szCs w:val="22"/>
+        </w:rPr>
+      </w:pPr>
+    </w:p>
+    <w:p>
+      <w:pPr>
+        <w:jc w:val="center"/>
+        <w:rPr>
+          <w:rStyle w:val="TitoloCarattere"/>
+          <w:sz w:val="22"/>
+          <w:szCs w:val="22"/>
+        </w:rPr>
+      </w:pPr>
+    </w:p>
+    <w:p>
+      <w:pPr>
+        <w:jc w:val="center"/>
+        <w:rPr>
+          <w:rStyle w:val="TitoloCarattere"/>
+          <w:sz w:val="22"/>
+          <w:szCs w:val="22"/>
+        </w:rPr>
+      </w:pPr>
+    </w:p>
+    <w:p>
+      <w:pPr>
+        <w:jc w:val="center"/>
+        <w:rPr>
+          <w:rStyle w:val="TitoloCarattere"/>
+          <w:sz w:val="22"/>
+          <w:szCs w:val="22"/>
+        </w:rPr>
+      </w:pPr>
+    </w:p>
     <w:p>
       <w:pPr>
         <w:pStyle w:val="Titolo"/>
-      </w:pPr>
-      <w:r>
+        <w:rPr>
+          <w:rStyle w:val="TitoloCarattere"/>
+        </w:rPr>
+      </w:pPr>
+      <w:r>
+        <w:rPr>
+          <w:rStyle w:val="TitoloCarattere"/>
+        </w:rPr>
         <w:lastRenderedPageBreak/>
-        <w:t>Collegare il telecomando</w:t>
-      </w:r>
-    </w:p>
-    <w:p>
-      <w:r>
-        <w:br/>
-        <w:t>Per iniziare si consiglia di ruotare il controller di destra di 90 gradi. (vedi foto)</w:t>
-      </w:r>
-    </w:p>
-    <w:p>
-      <w:r>
-        <w:rPr>
+        <w:t>Che cosa fa?</w:t>
+      </w:r>
+    </w:p>
+    <w:p>
+      <w:pPr>
+        <w:rPr>
+          <w:rStyle w:val="TitoloCarattere"/>
+          <w:rFonts w:asciiTheme="minorHAnsi" w:hAnsiTheme="minorHAnsi" w:cstheme="minorHAnsi"/>
+          <w:sz w:val="22"/>
+          <w:szCs w:val="22"/>
+        </w:rPr>
+      </w:pPr>
+      <w:r>
+        <w:rPr>
+          <w:rStyle w:val="TitoloCarattere"/>
+          <w:rFonts w:asciiTheme="minorHAnsi" w:hAnsiTheme="minorHAnsi" w:cstheme="minorHAnsi"/>
+          <w:sz w:val="22"/>
+          <w:szCs w:val="22"/>
+        </w:rPr>
+        <w:t xml:space="preserve">Questo componente offre </w:t>
+      </w:r>
+      <w:r>
+        <w:rPr>
+          <w:rStyle w:val="TitoloCarattere"/>
+          <w:rFonts w:asciiTheme="minorHAnsi" w:hAnsiTheme="minorHAnsi" w:cstheme="minorHAnsi"/>
+          <w:sz w:val="22"/>
+          <w:szCs w:val="22"/>
+        </w:rPr>
+        <w:t>due</w:t>
+      </w:r>
+      <w:r>
+        <w:rPr>
+          <w:rStyle w:val="TitoloCarattere"/>
+          <w:rFonts w:asciiTheme="minorHAnsi" w:hAnsiTheme="minorHAnsi" w:cstheme="minorHAnsi"/>
+          <w:sz w:val="22"/>
+          <w:szCs w:val="22"/>
+        </w:rPr>
+        <w:t xml:space="preserve"> vantaggi abbastanza importanti:</w:t>
+      </w:r>
+    </w:p>
+    <w:p>
+      <w:pPr>
+        <w:rPr>
+          <w:rStyle w:val="TitoloCarattere"/>
+          <w:rFonts w:asciiTheme="minorHAnsi" w:hAnsiTheme="minorHAnsi" w:cstheme="minorHAnsi"/>
+          <w:sz w:val="22"/>
+          <w:szCs w:val="22"/>
+        </w:rPr>
+      </w:pPr>
+      <w:r>
+        <w:rPr>
+          <w:rStyle w:val="TitoloCarattere"/>
+          <w:rFonts w:asciiTheme="minorHAnsi" w:hAnsiTheme="minorHAnsi" w:cstheme="minorHAnsi"/>
+          <w:sz w:val="22"/>
+          <w:szCs w:val="22"/>
+        </w:rPr>
+        <w:t xml:space="preserve">1) permette di controllare con un unico telecomando Lego fino a 4 treni (velocità e stop) </w:t>
+      </w:r>
+      <w:r>
+        <w:rPr>
+          <w:rStyle w:val="TitoloCarattere"/>
+          <w:rFonts w:asciiTheme="minorHAnsi" w:hAnsiTheme="minorHAnsi" w:cstheme="minorHAnsi"/>
+          <w:sz w:val="22"/>
+          <w:szCs w:val="22"/>
+        </w:rPr>
+        <w:t>contemporaneamente</w:t>
+      </w:r>
+      <w:r>
+        <w:rPr>
+          <w:rStyle w:val="TitoloCarattere"/>
+          <w:rFonts w:asciiTheme="minorHAnsi" w:hAnsiTheme="minorHAnsi" w:cstheme="minorHAnsi"/>
+          <w:sz w:val="22"/>
+          <w:szCs w:val="22"/>
+        </w:rPr>
+        <w:t>.</w:t>
+      </w:r>
+    </w:p>
+    <w:p>
+      <w:pPr>
+        <w:rPr>
+          <w:rStyle w:val="TitoloCarattere"/>
+          <w:rFonts w:asciiTheme="minorHAnsi" w:hAnsiTheme="minorHAnsi" w:cstheme="minorHAnsi"/>
+          <w:sz w:val="22"/>
+          <w:szCs w:val="22"/>
+        </w:rPr>
+      </w:pPr>
+      <w:r>
+        <w:rPr>
+          <w:rStyle w:val="TitoloCarattere"/>
+          <w:rFonts w:asciiTheme="minorHAnsi" w:hAnsiTheme="minorHAnsi" w:cstheme="minorHAnsi"/>
+          <w:sz w:val="22"/>
+          <w:szCs w:val="22"/>
+        </w:rPr>
+        <w:t xml:space="preserve">2) aggiungendo un sensore di colore sul treno lo trasforma in un treno </w:t>
+      </w:r>
+      <w:proofErr w:type="gramStart"/>
+      <w:r>
+        <w:rPr>
+          <w:rStyle w:val="TitoloCarattere"/>
+          <w:rFonts w:asciiTheme="minorHAnsi" w:hAnsiTheme="minorHAnsi" w:cstheme="minorHAnsi"/>
+          <w:sz w:val="22"/>
+          <w:szCs w:val="22"/>
+        </w:rPr>
+        <w:t>“duplo”</w:t>
+      </w:r>
+      <w:r>
+        <w:rPr>
+          <w:rStyle w:val="TitoloCarattere"/>
+          <w:rFonts w:asciiTheme="minorHAnsi" w:hAnsiTheme="minorHAnsi" w:cstheme="minorHAnsi"/>
+          <w:sz w:val="22"/>
+          <w:szCs w:val="22"/>
+        </w:rPr>
+        <w:t>,</w:t>
+      </w:r>
+      <w:r>
+        <w:rPr>
+          <w:rStyle w:val="TitoloCarattere"/>
+          <w:rFonts w:asciiTheme="minorHAnsi" w:hAnsiTheme="minorHAnsi" w:cstheme="minorHAnsi"/>
+          <w:sz w:val="22"/>
+          <w:szCs w:val="22"/>
+        </w:rPr>
+        <w:t xml:space="preserve"> quindi</w:t>
+      </w:r>
+      <w:proofErr w:type="gramEnd"/>
+      <w:r>
+        <w:rPr>
+          <w:rStyle w:val="TitoloCarattere"/>
+          <w:rFonts w:asciiTheme="minorHAnsi" w:hAnsiTheme="minorHAnsi" w:cstheme="minorHAnsi"/>
+          <w:sz w:val="22"/>
+          <w:szCs w:val="22"/>
+        </w:rPr>
+        <w:t xml:space="preserve"> </w:t>
+      </w:r>
+      <w:r>
+        <w:rPr>
+          <w:rStyle w:val="TitoloCarattere"/>
+          <w:rFonts w:asciiTheme="minorHAnsi" w:hAnsiTheme="minorHAnsi" w:cstheme="minorHAnsi"/>
+          <w:sz w:val="22"/>
+          <w:szCs w:val="22"/>
+        </w:rPr>
+        <w:t>sarà</w:t>
+      </w:r>
+      <w:r>
+        <w:rPr>
+          <w:rStyle w:val="TitoloCarattere"/>
+          <w:rFonts w:asciiTheme="minorHAnsi" w:hAnsiTheme="minorHAnsi" w:cstheme="minorHAnsi"/>
+          <w:sz w:val="22"/>
+          <w:szCs w:val="22"/>
+        </w:rPr>
+        <w:t xml:space="preserve"> in grado di associare dei comportamenti del treno in base ai </w:t>
+      </w:r>
+      <w:proofErr w:type="spellStart"/>
+      <w:r>
+        <w:rPr>
+          <w:rStyle w:val="TitoloCarattere"/>
+          <w:rFonts w:asciiTheme="minorHAnsi" w:hAnsiTheme="minorHAnsi" w:cstheme="minorHAnsi"/>
+          <w:sz w:val="22"/>
+          <w:szCs w:val="22"/>
+        </w:rPr>
+        <w:t>tile</w:t>
+      </w:r>
+      <w:proofErr w:type="spellEnd"/>
+      <w:r>
+        <w:rPr>
+          <w:rStyle w:val="TitoloCarattere"/>
+          <w:rFonts w:asciiTheme="minorHAnsi" w:hAnsiTheme="minorHAnsi" w:cstheme="minorHAnsi"/>
+          <w:sz w:val="22"/>
+          <w:szCs w:val="22"/>
+        </w:rPr>
+        <w:t xml:space="preserve"> </w:t>
+      </w:r>
+      <w:r>
+        <w:rPr>
+          <w:rStyle w:val="TitoloCarattere"/>
+          <w:rFonts w:asciiTheme="minorHAnsi" w:hAnsiTheme="minorHAnsi" w:cstheme="minorHAnsi"/>
+          <w:sz w:val="22"/>
+          <w:szCs w:val="22"/>
+        </w:rPr>
+        <w:t xml:space="preserve">(mattoncini) </w:t>
+      </w:r>
+      <w:r>
+        <w:rPr>
+          <w:rStyle w:val="TitoloCarattere"/>
+          <w:rFonts w:asciiTheme="minorHAnsi" w:hAnsiTheme="minorHAnsi" w:cstheme="minorHAnsi"/>
+          <w:sz w:val="22"/>
+          <w:szCs w:val="22"/>
+        </w:rPr>
+        <w:t>che si posizion</w:t>
+      </w:r>
+      <w:r>
+        <w:rPr>
+          <w:rStyle w:val="TitoloCarattere"/>
+          <w:rFonts w:asciiTheme="minorHAnsi" w:hAnsiTheme="minorHAnsi" w:cstheme="minorHAnsi"/>
+          <w:sz w:val="22"/>
+          <w:szCs w:val="22"/>
+        </w:rPr>
+        <w:t>eranno</w:t>
+      </w:r>
+      <w:r>
+        <w:rPr>
+          <w:rStyle w:val="TitoloCarattere"/>
+          <w:rFonts w:asciiTheme="minorHAnsi" w:hAnsiTheme="minorHAnsi" w:cstheme="minorHAnsi"/>
+          <w:sz w:val="22"/>
+          <w:szCs w:val="22"/>
+        </w:rPr>
+        <w:t xml:space="preserve"> sui binari (stop, fermata, inversione </w:t>
+      </w:r>
+      <w:r>
+        <w:t>marcia</w:t>
+      </w:r>
+      <w:r>
+        <w:rPr>
+          <w:rStyle w:val="TitoloCarattere"/>
+          <w:rFonts w:asciiTheme="minorHAnsi" w:hAnsiTheme="minorHAnsi" w:cstheme="minorHAnsi"/>
+          <w:sz w:val="22"/>
+          <w:szCs w:val="22"/>
+        </w:rPr>
+        <w:t>)</w:t>
+      </w:r>
+    </w:p>
+    <w:p>
+      <w:pPr>
+        <w:rPr>
+          <w:rStyle w:val="TitoloCarattere"/>
+        </w:rPr>
+      </w:pPr>
+      <w:r>
+        <w:rPr>
+          <w:rStyle w:val="TitoloCarattere"/>
+        </w:rPr>
+        <w:br/>
+      </w:r>
+      <w:r>
+        <w:rPr>
+          <w:rStyle w:val="TitoloCarattere"/>
+        </w:rPr>
+        <w:t>A chi è indirizzato?</w:t>
+      </w:r>
+    </w:p>
+    <w:p>
+      <w:pPr>
+        <w:rPr>
+          <w:rStyle w:val="TitoloCarattere"/>
+          <w:rFonts w:asciiTheme="minorHAnsi" w:hAnsiTheme="minorHAnsi" w:cstheme="minorHAnsi"/>
+          <w:sz w:val="22"/>
+          <w:szCs w:val="22"/>
+        </w:rPr>
+      </w:pPr>
+      <w:r>
+        <w:rPr>
+          <w:rStyle w:val="TitoloCarattere"/>
+          <w:rFonts w:asciiTheme="minorHAnsi" w:hAnsiTheme="minorHAnsi" w:cstheme="minorHAnsi"/>
+          <w:sz w:val="22"/>
+          <w:szCs w:val="22"/>
+        </w:rPr>
+        <w:t>Questo componente è indirizzato agli AFOL per migliorare la gestione dei diorami ferroviari più complessi.</w:t>
+      </w:r>
+    </w:p>
+    <w:p>
+      <w:pPr>
+        <w:rPr>
+          <w:rStyle w:val="TitoloCarattere"/>
+          <w:rFonts w:asciiTheme="minorHAnsi" w:hAnsiTheme="minorHAnsi" w:cstheme="minorHAnsi"/>
+          <w:sz w:val="22"/>
+          <w:szCs w:val="22"/>
+        </w:rPr>
+      </w:pPr>
+      <w:r>
+        <w:rPr>
+          <w:rStyle w:val="TitoloCarattere"/>
+          <w:rFonts w:asciiTheme="minorHAnsi" w:hAnsiTheme="minorHAnsi" w:cstheme="minorHAnsi"/>
+          <w:sz w:val="22"/>
+          <w:szCs w:val="22"/>
+        </w:rPr>
+        <w:t xml:space="preserve">Oltre ad "animare" i diorami introducendo le funzioni di fermate, stop ed altro. </w:t>
+      </w:r>
+      <w:r>
+        <w:rPr>
+          <w:rStyle w:val="TitoloCarattere"/>
+          <w:rFonts w:asciiTheme="minorHAnsi" w:hAnsiTheme="minorHAnsi" w:cstheme="minorHAnsi"/>
+          <w:sz w:val="22"/>
+          <w:szCs w:val="22"/>
+        </w:rPr>
+        <w:t>È</w:t>
+      </w:r>
+      <w:r>
+        <w:rPr>
+          <w:rStyle w:val="TitoloCarattere"/>
+          <w:rFonts w:asciiTheme="minorHAnsi" w:hAnsiTheme="minorHAnsi" w:cstheme="minorHAnsi"/>
+          <w:sz w:val="22"/>
+          <w:szCs w:val="22"/>
+        </w:rPr>
+        <w:t xml:space="preserve"> possibile controllare più treni (o treni che montano due motori).</w:t>
+      </w:r>
+    </w:p>
+    <w:p>
+      <w:pPr>
+        <w:rPr>
+          <w:rStyle w:val="TitoloCarattere"/>
+        </w:rPr>
+      </w:pPr>
+      <w:r>
+        <w:rPr>
+          <w:rStyle w:val="TitoloCarattere"/>
+          <w:rFonts w:asciiTheme="minorHAnsi" w:hAnsiTheme="minorHAnsi" w:cstheme="minorHAnsi"/>
+          <w:sz w:val="22"/>
+          <w:szCs w:val="22"/>
+        </w:rPr>
+        <w:t xml:space="preserve">Ideale anche per animare il classico trenino di </w:t>
+      </w:r>
+      <w:r>
+        <w:rPr>
+          <w:rStyle w:val="TitoloCarattere"/>
+          <w:rFonts w:asciiTheme="minorHAnsi" w:hAnsiTheme="minorHAnsi" w:cstheme="minorHAnsi"/>
+          <w:sz w:val="22"/>
+          <w:szCs w:val="22"/>
+        </w:rPr>
+        <w:t>Natale</w:t>
+      </w:r>
+      <w:r>
+        <w:rPr>
+          <w:rStyle w:val="TitoloCarattere"/>
+          <w:rFonts w:asciiTheme="minorHAnsi" w:hAnsiTheme="minorHAnsi" w:cstheme="minorHAnsi"/>
+          <w:sz w:val="22"/>
+          <w:szCs w:val="22"/>
+        </w:rPr>
+        <w:t xml:space="preserve"> sotto all'albero.</w:t>
+      </w:r>
+      <w:r>
+        <w:rPr>
+          <w:rStyle w:val="TitoloCarattere"/>
+        </w:rPr>
+        <w:br/>
+      </w:r>
+      <w:r>
+        <w:rPr>
+          <w:rStyle w:val="TitoloCarattere"/>
+        </w:rPr>
+        <w:br/>
+      </w:r>
+      <w:r>
+        <w:rPr>
+          <w:rStyle w:val="TitoloCarattere"/>
+        </w:rPr>
+        <w:t>Iniziamo</w:t>
+      </w:r>
+    </w:p>
+    <w:p>
+      <w:pPr>
+        <w:rPr>
+          <w:rStyle w:val="TitoloCarattere"/>
+          <w:rFonts w:asciiTheme="minorHAnsi" w:hAnsiTheme="minorHAnsi" w:cstheme="minorHAnsi"/>
+          <w:sz w:val="22"/>
+          <w:szCs w:val="22"/>
+        </w:rPr>
+      </w:pPr>
+      <w:r>
+        <w:rPr>
+          <w:rStyle w:val="TitoloCarattere"/>
+          <w:rFonts w:asciiTheme="minorHAnsi" w:hAnsiTheme="minorHAnsi" w:cstheme="minorHAnsi"/>
+          <w:sz w:val="22"/>
+          <w:szCs w:val="22"/>
+        </w:rPr>
+        <w:t xml:space="preserve">Ci basterà semplicemente collegare il sistema </w:t>
+      </w:r>
+      <w:proofErr w:type="spellStart"/>
+      <w:r>
+        <w:rPr>
+          <w:rStyle w:val="TitoloCarattere"/>
+          <w:rFonts w:asciiTheme="minorHAnsi" w:hAnsiTheme="minorHAnsi" w:cstheme="minorHAnsi"/>
+          <w:b/>
+          <w:bCs/>
+          <w:sz w:val="22"/>
+          <w:szCs w:val="22"/>
+        </w:rPr>
+        <w:t>TrenIno</w:t>
+      </w:r>
+      <w:proofErr w:type="spellEnd"/>
+      <w:r>
+        <w:rPr>
+          <w:rStyle w:val="TitoloCarattere"/>
+          <w:rFonts w:asciiTheme="minorHAnsi" w:hAnsiTheme="minorHAnsi" w:cstheme="minorHAnsi"/>
+          <w:sz w:val="22"/>
+          <w:szCs w:val="22"/>
+        </w:rPr>
+        <w:t xml:space="preserve"> ad una presa USB attiva, una volta collegato il sistema si inizializzerà mostrando prima la scritta di benvenuto e poi i 4 slot colorati pronti per collegare i treni.</w:t>
+      </w:r>
+      <w:r>
+        <w:rPr>
+          <w:rStyle w:val="TitoloCarattere"/>
+          <w:rFonts w:asciiTheme="minorHAnsi" w:hAnsiTheme="minorHAnsi" w:cstheme="minorHAnsi"/>
+          <w:sz w:val="22"/>
+          <w:szCs w:val="22"/>
+        </w:rPr>
+        <w:br/>
+      </w:r>
+      <w:r>
+        <w:rPr>
+          <w:rStyle w:val="TitoloCarattere"/>
+          <w:rFonts w:asciiTheme="minorHAnsi" w:hAnsiTheme="minorHAnsi" w:cstheme="minorHAnsi"/>
+          <w:sz w:val="22"/>
+          <w:szCs w:val="22"/>
+        </w:rPr>
+        <w:br/>
+        <w:t>Il modo corretto per leggere il display e tenere la presa USB in basso (vedi foto).</w:t>
+      </w:r>
+      <w:r>
+        <w:rPr>
+          <w:rStyle w:val="TitoloCarattere"/>
+          <w:rFonts w:asciiTheme="minorHAnsi" w:hAnsiTheme="minorHAnsi" w:cstheme="minorHAnsi"/>
+          <w:sz w:val="22"/>
+          <w:szCs w:val="22"/>
+        </w:rPr>
+        <w:br/>
+      </w:r>
+      <w:r>
+        <w:rPr>
+          <w:rStyle w:val="TitoloCarattere"/>
+          <w:rFonts w:asciiTheme="minorHAnsi" w:hAnsiTheme="minorHAnsi" w:cstheme="minorHAnsi"/>
+          <w:sz w:val="22"/>
+          <w:szCs w:val="22"/>
+        </w:rPr>
+        <w:br/>
+      </w:r>
+      <w:r>
+        <w:rPr>
+          <w:rStyle w:val="TitoloCarattere"/>
+          <w:rFonts w:asciiTheme="minorHAnsi" w:hAnsiTheme="minorHAnsi" w:cstheme="minorHAnsi"/>
           <w:noProof/>
+          <w:sz w:val="22"/>
+          <w:szCs w:val="22"/>
         </w:rPr>
         <w:drawing>
-          <wp:inline distT="0" distB="0" distL="0" distR="0" wp14:anchorId="0A9D4875" wp14:editId="4D466F7D">
-            <wp:extent cx="6115050" cy="3848100"/>
-            <wp:effectExtent l="0" t="0" r="0" b="0"/>
-            <wp:docPr id="1938939613" name="Immagine 6"/>
+          <wp:inline distT="0" distB="0" distL="0" distR="0" wp14:anchorId="4B96B506" wp14:editId="28289E33">
+            <wp:extent cx="5810250" cy="4359772"/>
+            <wp:effectExtent l="0" t="0" r="0" b="3175"/>
+            <wp:docPr id="1257786644" name="Immagine 3"/>
             <wp:cNvGraphicFramePr>
               <a:graphicFrameLocks xmlns:a="http://schemas.openxmlformats.org/drawingml/2006/main" noChangeAspect="1"/>
             </wp:cNvGraphicFramePr>
@@ -165,7 +724,7 @@
               <a:graphicData uri="http://schemas.openxmlformats.org/drawingml/2006/picture">
                 <pic:pic xmlns:pic="http://schemas.openxmlformats.org/drawingml/2006/picture">
                   <pic:nvPicPr>
-                    <pic:cNvPr id="0" name="Picture 6"/>
+                    <pic:cNvPr id="0" name="Picture 3"/>
                     <pic:cNvPicPr>
                       <a:picLocks noChangeAspect="1" noChangeArrowheads="1"/>
                     </pic:cNvPicPr>
@@ -186,7 +745,7 @@
                   <pic:spPr bwMode="auto">
                     <a:xfrm>
                       <a:off x="0" y="0"/>
-                      <a:ext cx="6115050" cy="3848100"/>
+                      <a:ext cx="5815812" cy="4363945"/>
                     </a:xfrm>
                     <a:prstGeom prst="rect">
                       <a:avLst/>
@@ -205,25 +764,136 @@
     </w:p>
     <w:p>
       <w:r>
-        <w:t xml:space="preserve">Premendo il tasto verde al centro del telecomando si collegherà in automatico al sistema </w:t>
-      </w:r>
-      <w:proofErr w:type="spellStart"/>
+        <w:rPr>
+          <w:rStyle w:val="TitoloCarattere"/>
+        </w:rPr>
+        <w:lastRenderedPageBreak/>
+        <w:t>Come collegare i treni</w:t>
+      </w:r>
+      <w:r>
+        <w:br/>
+      </w:r>
+      <w:r>
+        <w:br/>
+        <w:t xml:space="preserve">Per collegare i treni basterà semplicemente accenderli premendo il tasto presente sull'hub. </w:t>
+      </w:r>
+    </w:p>
+    <w:p>
+      <w:r>
+        <w:t xml:space="preserve">Alla </w:t>
+      </w:r>
       <w:r>
         <w:rPr>
           <w:b/>
           <w:bCs/>
         </w:rPr>
-        <w:t>TrenIno</w:t>
+        <w:t>prima pressione</w:t>
+      </w:r>
+      <w:r>
+        <w:t xml:space="preserve"> il treno si collegherà al sistema, la luce dell'hub diventerà </w:t>
+      </w:r>
+      <w:r>
+        <w:t>bianca</w:t>
+      </w:r>
+      <w:r>
+        <w:t xml:space="preserve"> (o viola se si sta ricollegando) e la stessa cosa succederà sul display del sistema nel led </w:t>
+      </w:r>
+      <w:r>
+        <w:t xml:space="preserve">esterno </w:t>
+      </w:r>
+      <w:r>
+        <w:t>in corrispondenza al colore.</w:t>
+      </w:r>
+    </w:p>
+    <w:p>
+      <w:r>
+        <w:t>Il primo colore disponibile verrà assegnato al treno in base a quest'ordine:</w:t>
+      </w:r>
+    </w:p>
+    <w:p>
+      <w:pPr>
+        <w:rPr>
+          <w:b/>
+          <w:bCs/>
+        </w:rPr>
+      </w:pPr>
+      <w:r>
+        <w:rPr>
+          <w:b/>
+          <w:bCs/>
+        </w:rPr>
+        <w:t>Rosso (A), Giallo (B), Blu (C) e Verde (D)</w:t>
+      </w:r>
+    </w:p>
+    <w:p>
+      <w:r>
+        <w:t>Una volta collegato, si consiglia di posizionare un mattoncino del colore corrispondente sul treno in modo da non confondersi successivamente.</w:t>
+      </w:r>
+    </w:p>
+    <w:p>
+      <w:r>
+        <w:t xml:space="preserve">Ad una </w:t>
+      </w:r>
+      <w:r>
+        <w:rPr>
+          <w:b/>
+          <w:bCs/>
+        </w:rPr>
+        <w:t>seconda pressione</w:t>
+      </w:r>
+      <w:r>
+        <w:t xml:space="preserve"> del tasto il treno passerà nello stato "</w:t>
+      </w:r>
+      <w:r>
+        <w:rPr>
+          <w:i/>
+          <w:iCs/>
+        </w:rPr>
+        <w:t>attivo</w:t>
+      </w:r>
+      <w:r>
+        <w:t xml:space="preserve">", sul display il colore </w:t>
+      </w:r>
+      <w:r>
+        <w:t xml:space="preserve">del led esterno (vedi foto) </w:t>
+      </w:r>
+      <w:r>
+        <w:t xml:space="preserve">diventerà quello dello slot di appartenenza e da ora sarà possibile controllarlo con il telecomando e se montato un sensore di distanza/colore farlo agire in base ai </w:t>
+      </w:r>
+      <w:proofErr w:type="spellStart"/>
+      <w:r>
+        <w:rPr>
+          <w:b/>
+          <w:bCs/>
+        </w:rPr>
+        <w:t>tile</w:t>
       </w:r>
       <w:proofErr w:type="spellEnd"/>
       <w:r>
-        <w:t xml:space="preserve"> e quindi il led centrale diventerà bianco, mentre premendo nuovamente il tasto verde il telecomando si scollegherà dal sistema spegnendosi.</w:t>
-      </w:r>
-      <w:r>
-        <w:br/>
-      </w:r>
-      <w:r>
-        <w:lastRenderedPageBreak/>
+        <w:t xml:space="preserve"> posizionati sul tracciato.</w:t>
+      </w:r>
+      <w:r>
+        <w:br/>
+      </w:r>
+      <w:r>
+        <w:br/>
+      </w:r>
+      <w:r>
+        <w:t xml:space="preserve">Una </w:t>
+      </w:r>
+      <w:r>
+        <w:rPr>
+          <w:b/>
+          <w:bCs/>
+        </w:rPr>
+        <w:t>terza pressione</w:t>
+      </w:r>
+      <w:r>
+        <w:t xml:space="preserve"> del tasto spegnerà e scollegherà il treno dal sistema.</w:t>
+      </w:r>
+    </w:p>
+    <w:p>
+      <w:r>
         <w:br/>
       </w:r>
       <w:r>
@@ -231,10 +901,10 @@
           <w:noProof/>
         </w:rPr>
         <w:drawing>
-          <wp:inline distT="0" distB="0" distL="0" distR="0" wp14:anchorId="15D3051F" wp14:editId="515F3A25">
+          <wp:inline distT="0" distB="0" distL="0" distR="0" wp14:anchorId="55DBEFFB" wp14:editId="206E3261">
             <wp:extent cx="6115050" cy="4591050"/>
             <wp:effectExtent l="0" t="0" r="0" b="0"/>
-            <wp:docPr id="598939973" name="Immagine 3"/>
+            <wp:docPr id="678198125" name="Immagine 2"/>
             <wp:cNvGraphicFramePr>
               <a:graphicFrameLocks xmlns:a="http://schemas.openxmlformats.org/drawingml/2006/main" noChangeAspect="1"/>
             </wp:cNvGraphicFramePr>
@@ -242,7 +912,7 @@
               <a:graphicData uri="http://schemas.openxmlformats.org/drawingml/2006/picture">
                 <pic:pic xmlns:pic="http://schemas.openxmlformats.org/drawingml/2006/picture">
                   <pic:nvPicPr>
-                    <pic:cNvPr id="0" name="Picture 3"/>
+                    <pic:cNvPr id="0" name="Picture 2"/>
                     <pic:cNvPicPr>
                       <a:picLocks noChangeAspect="1" noChangeArrowheads="1"/>
                     </pic:cNvPicPr>
@@ -280,9 +950,130 @@
         </w:drawing>
       </w:r>
     </w:p>
-    <w:p>
-      <w:r>
-        <w:t>Una volta collegato il telecomando useremo il controller destro premendo i tasti "+" e "-" per selezionare uno dei treni precedentemente collegati, mentre premendo il tasto rosso si uscirà dalla modalità selezione treno.</w:t>
+    <w:p/>
+    <w:p/>
+    <w:p/>
+    <w:p>
+      <w:pPr>
+        <w:pStyle w:val="Titolo"/>
+      </w:pPr>
+    </w:p>
+    <w:p>
+      <w:pPr>
+        <w:pStyle w:val="Titolo"/>
+      </w:pPr>
+      <w:r>
+        <w:lastRenderedPageBreak/>
+        <w:t>Collegare il telecomando</w:t>
+      </w:r>
+    </w:p>
+    <w:p>
+      <w:r>
+        <w:br/>
+        <w:t xml:space="preserve">Per iniziare si consiglia di ruotare il controller di destra di 90 gradi. </w:t>
+      </w:r>
+    </w:p>
+    <w:p>
+      <w:r>
+        <w:t xml:space="preserve">Premendo il tasto verde al centro del telecomando si collegherà in automatico al sistema </w:t>
+      </w:r>
+      <w:proofErr w:type="spellStart"/>
+      <w:r>
+        <w:rPr>
+          <w:b/>
+          <w:bCs/>
+        </w:rPr>
+        <w:t>TrenIno</w:t>
+      </w:r>
+      <w:proofErr w:type="spellEnd"/>
+      <w:r>
+        <w:t xml:space="preserve"> e quindi il led centrale diventerà </w:t>
+      </w:r>
+      <w:r>
+        <w:t>viola</w:t>
+      </w:r>
+      <w:r>
+        <w:t>, mentre premendo nuovamente il tasto verde il telecomando si scollegherà dal sistema spegnendosi.</w:t>
+      </w:r>
+      <w:r>
+        <w:t xml:space="preserve"> </w:t>
+      </w:r>
+      <w:r>
+        <w:br/>
+      </w:r>
+      <w:r>
+        <w:br/>
+      </w:r>
+      <w:r>
+        <w:t>Una volta collegato il telecomando useremo il controller destro premendo i tasti "</w:t>
+      </w:r>
+      <w:r>
+        <w:rPr>
+          <w:b/>
+          <w:bCs/>
+        </w:rPr>
+        <w:t>+</w:t>
+      </w:r>
+      <w:r>
+        <w:t>" e "</w:t>
+      </w:r>
+      <w:r>
+        <w:rPr>
+          <w:b/>
+          <w:bCs/>
+        </w:rPr>
+        <w:t>-</w:t>
+      </w:r>
+      <w:r>
+        <w:t>" per selezionare uno dei treni precedentemente collegati, mentre premendo il tasto rosso si uscirà dalla modalità selezione treno.</w:t>
+      </w:r>
+      <w:r>
+        <w:t xml:space="preserve"> </w:t>
+      </w:r>
+      <w:r>
+        <w:t>Useremo invece il controller sinistro per cambiare la velocità del treno selezionato in precedenza premendo i tasti "</w:t>
+      </w:r>
+      <w:r>
+        <w:rPr>
+          <w:b/>
+          <w:bCs/>
+        </w:rPr>
+        <w:t>+</w:t>
+      </w:r>
+      <w:r>
+        <w:t>" e "</w:t>
+      </w:r>
+      <w:r>
+        <w:rPr>
+          <w:b/>
+          <w:bCs/>
+        </w:rPr>
+        <w:t>-</w:t>
+      </w:r>
+      <w:r>
+        <w:t>" o fermarlo premendo il tasto rosso.</w:t>
+      </w:r>
+      <w:r>
+        <w:t xml:space="preserve"> </w:t>
+      </w:r>
+      <w:r>
+        <w:br/>
+      </w:r>
+      <w:r>
+        <w:br/>
+      </w:r>
+      <w:r>
+        <w:t>Quando selezioneremo uno dei treni il led del telecomando si illuminerà del colore del treno in modo da farci capire su quale treno andremo ad agire</w:t>
+      </w:r>
+      <w:r>
+        <w:t>.</w:t>
+      </w:r>
+      <w:r>
+        <w:br/>
+      </w:r>
+      <w:r>
+        <w:br/>
+        <w:t>Quindi ricapitolando:</w:t>
       </w:r>
     </w:p>
     <w:p>
@@ -290,12 +1081,11 @@
         <w:rPr>
           <w:noProof/>
         </w:rPr>
-        <w:lastRenderedPageBreak/>
         <w:drawing>
-          <wp:inline distT="0" distB="0" distL="0" distR="0" wp14:anchorId="36FA6DCE" wp14:editId="38593551">
-            <wp:extent cx="6115050" cy="4591050"/>
-            <wp:effectExtent l="0" t="0" r="0" b="0"/>
-            <wp:docPr id="99172415" name="Immagine 4"/>
+          <wp:inline distT="0" distB="0" distL="0" distR="0" wp14:anchorId="4DEF9346" wp14:editId="43632B09">
+            <wp:extent cx="6587540" cy="3514725"/>
+            <wp:effectExtent l="0" t="0" r="3810" b="0"/>
+            <wp:docPr id="1140233594" name="Immagine 1"/>
             <wp:cNvGraphicFramePr>
               <a:graphicFrameLocks xmlns:a="http://schemas.openxmlformats.org/drawingml/2006/main" noChangeAspect="1"/>
             </wp:cNvGraphicFramePr>
@@ -303,7 +1093,7 @@
               <a:graphicData uri="http://schemas.openxmlformats.org/drawingml/2006/picture">
                 <pic:pic xmlns:pic="http://schemas.openxmlformats.org/drawingml/2006/picture">
                   <pic:nvPicPr>
-                    <pic:cNvPr id="0" name="Picture 4"/>
+                    <pic:cNvPr id="0" name="Picture 1"/>
                     <pic:cNvPicPr>
                       <a:picLocks noChangeAspect="1" noChangeArrowheads="1"/>
                     </pic:cNvPicPr>
@@ -324,7 +1114,7 @@
                   <pic:spPr bwMode="auto">
                     <a:xfrm>
                       <a:off x="0" y="0"/>
-                      <a:ext cx="6115050" cy="4591050"/>
+                      <a:ext cx="6594010" cy="3518177"/>
                     </a:xfrm>
                     <a:prstGeom prst="rect">
                       <a:avLst/>
@@ -342,11 +1132,42 @@
       </w:r>
     </w:p>
     <w:p>
-      <w:r>
-        <w:t>Quando selezioneremo uno dei treni il led del telecomando si illuminerà del colore del treno in modo da farci capire su quale treno andremo ad agire</w:t>
-      </w:r>
-      <w:r>
-        <w:t xml:space="preserve"> (vedi foto).</w:t>
+      <w:pPr>
+        <w:pStyle w:val="Titolo"/>
+      </w:pPr>
+    </w:p>
+    <w:p>
+      <w:pPr>
+        <w:pStyle w:val="Titolo"/>
+      </w:pPr>
+    </w:p>
+    <w:p>
+      <w:pPr>
+        <w:pStyle w:val="Titolo"/>
+      </w:pPr>
+    </w:p>
+    <w:p>
+      <w:pPr>
+        <w:pStyle w:val="Titolo"/>
+      </w:pPr>
+    </w:p>
+    <w:p>
+      <w:pPr>
+        <w:pStyle w:val="Titolo"/>
+      </w:pPr>
+    </w:p>
+    <w:p>
+      <w:pPr>
+        <w:pStyle w:val="Titolo"/>
+      </w:pPr>
+    </w:p>
+    <w:p>
+      <w:pPr>
+        <w:pStyle w:val="Titolo"/>
+      </w:pPr>
+      <w:r>
+        <w:lastRenderedPageBreak/>
+        <w:t>Display</w:t>
       </w:r>
     </w:p>
     <w:p>
@@ -355,10 +1176,18 @@
           <w:noProof/>
         </w:rPr>
         <w:drawing>
-          <wp:inline distT="0" distB="0" distL="0" distR="0" wp14:anchorId="56676004" wp14:editId="541EB02B">
-            <wp:extent cx="6105525" cy="3257550"/>
-            <wp:effectExtent l="0" t="0" r="9525" b="0"/>
-            <wp:docPr id="1481588505" name="Immagine 5"/>
+          <wp:anchor distT="0" distB="0" distL="114300" distR="114300" simplePos="0" relativeHeight="251659264" behindDoc="0" locked="0" layoutInCell="1" allowOverlap="1" wp14:anchorId="27F7262C" wp14:editId="3BDCFED2">
+            <wp:simplePos x="0" y="0"/>
+            <wp:positionH relativeFrom="margin">
+              <wp:posOffset>-28575</wp:posOffset>
+            </wp:positionH>
+            <wp:positionV relativeFrom="page">
+              <wp:posOffset>1562100</wp:posOffset>
+            </wp:positionV>
+            <wp:extent cx="3352800" cy="2807970"/>
+            <wp:effectExtent l="0" t="0" r="0" b="0"/>
+            <wp:wrapSquare wrapText="bothSides"/>
+            <wp:docPr id="99172415" name="Immagine 4" descr="Immagine che contiene testo, schermata, gadget, multimediale&#10;&#10;Descrizione generata automaticamente"/>
             <wp:cNvGraphicFramePr>
               <a:graphicFrameLocks xmlns:a="http://schemas.openxmlformats.org/drawingml/2006/main" noChangeAspect="1"/>
             </wp:cNvGraphicFramePr>
@@ -366,13 +1195,514 @@
               <a:graphicData uri="http://schemas.openxmlformats.org/drawingml/2006/picture">
                 <pic:pic xmlns:pic="http://schemas.openxmlformats.org/drawingml/2006/picture">
                   <pic:nvPicPr>
-                    <pic:cNvPr id="0" name="Picture 5"/>
+                    <pic:cNvPr id="99172415" name="Immagine 4" descr="Immagine che contiene testo, schermata, gadget, multimediale&#10;&#10;Descrizione generata automaticamente"/>
+                    <pic:cNvPicPr>
+                      <a:picLocks noChangeAspect="1" noChangeArrowheads="1"/>
+                    </pic:cNvPicPr>
+                  </pic:nvPicPr>
+                  <pic:blipFill rotWithShape="1">
+                    <a:blip r:embed="rId8" cstate="print">
+                      <a:extLst>
+                        <a:ext uri="{28A0092B-C50C-407E-A947-70E740481C1C}">
+                          <a14:useLocalDpi xmlns:a14="http://schemas.microsoft.com/office/drawing/2010/main" val="0"/>
+                        </a:ext>
+                      </a:extLst>
+                    </a:blip>
+                    <a:srcRect r="28223" b="19913"/>
+                    <a:stretch/>
+                  </pic:blipFill>
+                  <pic:spPr bwMode="auto">
+                    <a:xfrm>
+                      <a:off x="0" y="0"/>
+                      <a:ext cx="3352800" cy="2807970"/>
+                    </a:xfrm>
+                    <a:prstGeom prst="rect">
+                      <a:avLst/>
+                    </a:prstGeom>
+                    <a:noFill/>
+                    <a:ln>
+                      <a:noFill/>
+                    </a:ln>
+                    <a:extLst>
+                      <a:ext uri="{53640926-AAD7-44D8-BBD7-CCE9431645EC}">
+                        <a14:shadowObscured xmlns:a14="http://schemas.microsoft.com/office/drawing/2010/main"/>
+                      </a:ext>
+                    </a:extLst>
+                  </pic:spPr>
+                </pic:pic>
+              </a:graphicData>
+            </a:graphic>
+            <wp14:sizeRelH relativeFrom="margin">
+              <wp14:pctWidth>0</wp14:pctWidth>
+            </wp14:sizeRelH>
+            <wp14:sizeRelV relativeFrom="margin">
+              <wp14:pctHeight>0</wp14:pctHeight>
+            </wp14:sizeRelV>
+          </wp:anchor>
+        </w:drawing>
+      </w:r>
+      <w:r>
+        <w:br/>
+        <w:t xml:space="preserve">Il display di </w:t>
+      </w:r>
+      <w:r>
+        <w:rPr>
+          <w:b/>
+          <w:bCs/>
+        </w:rPr>
+        <w:t>Trenino</w:t>
+      </w:r>
+      <w:r>
+        <w:t xml:space="preserve"> ci comunicherà in tempo reale lo stato dei treni e del telecomando</w:t>
+      </w:r>
+      <w:r>
+        <w:t>, imparare a capire come funzione ci aiuterà a capire cosa sta succedendo ed a risolvere eventuali problemi.</w:t>
+      </w:r>
+      <w:r>
+        <w:br/>
+      </w:r>
+      <w:r>
+        <w:br/>
+      </w:r>
+      <w:r>
+        <w:br/>
+      </w:r>
+      <w:r>
+        <w:t xml:space="preserve">Il pixel </w:t>
+      </w:r>
+      <w:r>
+        <w:rPr>
+          <w:i/>
+          <w:iCs/>
+        </w:rPr>
+        <w:t>interno</w:t>
+      </w:r>
+      <w:r>
+        <w:t xml:space="preserve"> </w:t>
+      </w:r>
+      <w:r>
+        <w:t xml:space="preserve">diventerà bianco e </w:t>
+      </w:r>
+      <w:r>
+        <w:t>ci dirà quale è il treno selezionato</w:t>
+      </w:r>
+    </w:p>
+    <w:p>
+      <w:r>
+        <w:br/>
+      </w:r>
+      <w:r>
+        <w:br/>
+      </w:r>
+    </w:p>
+    <w:p/>
+    <w:p/>
+    <w:p/>
+    <w:p/>
+    <w:p/>
+    <w:p/>
+    <w:p>
+      <w:r>
+        <w:rPr>
+          <w:noProof/>
+        </w:rPr>
+        <w:drawing>
+          <wp:anchor distT="0" distB="0" distL="114300" distR="114300" simplePos="0" relativeHeight="251660288" behindDoc="0" locked="0" layoutInCell="1" allowOverlap="1" wp14:anchorId="7C98A1CF" wp14:editId="199B5322">
+            <wp:simplePos x="0" y="0"/>
+            <wp:positionH relativeFrom="margin">
+              <wp:posOffset>3390900</wp:posOffset>
+            </wp:positionH>
+            <wp:positionV relativeFrom="page">
+              <wp:posOffset>4484370</wp:posOffset>
+            </wp:positionV>
+            <wp:extent cx="3352800" cy="2663825"/>
+            <wp:effectExtent l="0" t="0" r="0" b="3175"/>
+            <wp:wrapSquare wrapText="bothSides"/>
+            <wp:docPr id="827664716" name="Immagine 2" descr="Immagine che contiene schermata, testo, gadget, multimediale&#10;&#10;Descrizione generata automaticamente"/>
+            <wp:cNvGraphicFramePr>
+              <a:graphicFrameLocks xmlns:a="http://schemas.openxmlformats.org/drawingml/2006/main" noChangeAspect="1"/>
+            </wp:cNvGraphicFramePr>
+            <a:graphic xmlns:a="http://schemas.openxmlformats.org/drawingml/2006/main">
+              <a:graphicData uri="http://schemas.openxmlformats.org/drawingml/2006/picture">
+                <pic:pic xmlns:pic="http://schemas.openxmlformats.org/drawingml/2006/picture">
+                  <pic:nvPicPr>
+                    <pic:cNvPr id="827664716" name="Immagine 2" descr="Immagine che contiene schermata, testo, gadget, multimediale&#10;&#10;Descrizione generata automaticamente"/>
+                    <pic:cNvPicPr>
+                      <a:picLocks noChangeAspect="1" noChangeArrowheads="1"/>
+                    </pic:cNvPicPr>
+                  </pic:nvPicPr>
+                  <pic:blipFill rotWithShape="1">
+                    <a:blip r:embed="rId9" cstate="print">
+                      <a:extLst>
+                        <a:ext uri="{28A0092B-C50C-407E-A947-70E740481C1C}">
+                          <a14:useLocalDpi xmlns:a14="http://schemas.microsoft.com/office/drawing/2010/main" val="0"/>
+                        </a:ext>
+                      </a:extLst>
+                    </a:blip>
+                    <a:srcRect r="28028" b="23814"/>
+                    <a:stretch/>
+                  </pic:blipFill>
+                  <pic:spPr bwMode="auto">
+                    <a:xfrm>
+                      <a:off x="0" y="0"/>
+                      <a:ext cx="3352800" cy="2663825"/>
+                    </a:xfrm>
+                    <a:prstGeom prst="rect">
+                      <a:avLst/>
+                    </a:prstGeom>
+                    <a:noFill/>
+                    <a:ln>
+                      <a:noFill/>
+                    </a:ln>
+                    <a:extLst>
+                      <a:ext uri="{53640926-AAD7-44D8-BBD7-CCE9431645EC}">
+                        <a14:shadowObscured xmlns:a14="http://schemas.microsoft.com/office/drawing/2010/main"/>
+                      </a:ext>
+                    </a:extLst>
+                  </pic:spPr>
+                </pic:pic>
+              </a:graphicData>
+            </a:graphic>
+            <wp14:sizeRelH relativeFrom="margin">
+              <wp14:pctWidth>0</wp14:pctWidth>
+            </wp14:sizeRelH>
+            <wp14:sizeRelV relativeFrom="margin">
+              <wp14:pctHeight>0</wp14:pctHeight>
+            </wp14:sizeRelV>
+          </wp:anchor>
+        </w:drawing>
+      </w:r>
+    </w:p>
+    <w:p/>
+    <w:p>
+      <w:pPr>
+        <w:jc w:val="right"/>
+      </w:pPr>
+      <w:r>
+        <w:t xml:space="preserve">Il pixel </w:t>
+      </w:r>
+      <w:r>
+        <w:rPr>
+          <w:i/>
+          <w:iCs/>
+        </w:rPr>
+        <w:t>centrale esterno</w:t>
+      </w:r>
+      <w:r>
+        <w:t xml:space="preserve"> ci indicherà se la batteria del treno è sces</w:t>
+      </w:r>
+      <w:r>
+        <w:t>a</w:t>
+      </w:r>
+      <w:r>
+        <w:t xml:space="preserve"> sotto al 10%</w:t>
+      </w:r>
+    </w:p>
+    <w:p>
+      <w:r>
+        <w:rPr>
+          <w:noProof/>
+        </w:rPr>
+        <w:drawing>
+          <wp:anchor distT="0" distB="0" distL="114300" distR="114300" simplePos="0" relativeHeight="251658240" behindDoc="0" locked="0" layoutInCell="1" allowOverlap="1" wp14:anchorId="15D3051F" wp14:editId="4CA8804C">
+            <wp:simplePos x="0" y="0"/>
+            <wp:positionH relativeFrom="margin">
+              <wp:posOffset>-66675</wp:posOffset>
+            </wp:positionH>
+            <wp:positionV relativeFrom="page">
+              <wp:posOffset>7298690</wp:posOffset>
+            </wp:positionV>
+            <wp:extent cx="3343275" cy="2793365"/>
+            <wp:effectExtent l="0" t="0" r="9525" b="6985"/>
+            <wp:wrapSquare wrapText="bothSides"/>
+            <wp:docPr id="598939973" name="Immagine 3"/>
+            <wp:cNvGraphicFramePr>
+              <a:graphicFrameLocks xmlns:a="http://schemas.openxmlformats.org/drawingml/2006/main" noChangeAspect="1"/>
+            </wp:cNvGraphicFramePr>
+            <a:graphic xmlns:a="http://schemas.openxmlformats.org/drawingml/2006/main">
+              <a:graphicData uri="http://schemas.openxmlformats.org/drawingml/2006/picture">
+                <pic:pic xmlns:pic="http://schemas.openxmlformats.org/drawingml/2006/picture">
+                  <pic:nvPicPr>
+                    <pic:cNvPr id="0" name="Picture 3"/>
+                    <pic:cNvPicPr>
+                      <a:picLocks noChangeAspect="1" noChangeArrowheads="1"/>
+                    </pic:cNvPicPr>
+                  </pic:nvPicPr>
+                  <pic:blipFill rotWithShape="1">
+                    <a:blip r:embed="rId10" cstate="print">
+                      <a:extLst>
+                        <a:ext uri="{28A0092B-C50C-407E-A947-70E740481C1C}">
+                          <a14:useLocalDpi xmlns:a14="http://schemas.microsoft.com/office/drawing/2010/main" val="0"/>
+                        </a:ext>
+                      </a:extLst>
+                    </a:blip>
+                    <a:srcRect r="27817" b="19630"/>
+                    <a:stretch/>
+                  </pic:blipFill>
+                  <pic:spPr bwMode="auto">
+                    <a:xfrm>
+                      <a:off x="0" y="0"/>
+                      <a:ext cx="3343275" cy="2793365"/>
+                    </a:xfrm>
+                    <a:prstGeom prst="rect">
+                      <a:avLst/>
+                    </a:prstGeom>
+                    <a:noFill/>
+                    <a:ln>
+                      <a:noFill/>
+                    </a:ln>
+                    <a:extLst>
+                      <a:ext uri="{53640926-AAD7-44D8-BBD7-CCE9431645EC}">
+                        <a14:shadowObscured xmlns:a14="http://schemas.microsoft.com/office/drawing/2010/main"/>
+                      </a:ext>
+                    </a:extLst>
+                  </pic:spPr>
+                </pic:pic>
+              </a:graphicData>
+            </a:graphic>
+            <wp14:sizeRelH relativeFrom="margin">
+              <wp14:pctWidth>0</wp14:pctWidth>
+            </wp14:sizeRelH>
+            <wp14:sizeRelV relativeFrom="margin">
+              <wp14:pctHeight>0</wp14:pctHeight>
+            </wp14:sizeRelV>
+          </wp:anchor>
+        </w:drawing>
+      </w:r>
+      <w:r>
+        <w:br/>
+      </w:r>
+      <w:r>
+        <w:br/>
+      </w:r>
+      <w:r>
+        <w:br/>
+      </w:r>
+      <w:r>
+        <w:br/>
+      </w:r>
+      <w:r>
+        <w:br/>
+      </w:r>
+      <w:r>
+        <w:br/>
+      </w:r>
+      <w:r>
+        <w:br/>
+      </w:r>
+      <w:r>
+        <w:br/>
+      </w:r>
+      <w:r>
+        <w:br/>
+      </w:r>
+      <w:r>
+        <w:br/>
+      </w:r>
+      <w:r>
+        <w:br/>
+      </w:r>
+      <w:r>
+        <w:br/>
+      </w:r>
+    </w:p>
+    <w:p>
+      <w:pPr>
+        <w:jc w:val="right"/>
+      </w:pPr>
+      <w:r>
+        <w:t xml:space="preserve">Il pixel </w:t>
+      </w:r>
+      <w:r>
+        <w:rPr>
+          <w:i/>
+          <w:iCs/>
+        </w:rPr>
+        <w:t>centrale</w:t>
+      </w:r>
+      <w:r>
+        <w:t xml:space="preserve"> ci indicherà se il telecomando è collegato </w:t>
+      </w:r>
+    </w:p>
+    <w:p/>
+    <w:p/>
+    <w:p/>
+    <w:p/>
+    <w:p/>
+    <w:p/>
+    <w:p/>
+    <w:p/>
+    <w:p>
+      <w:pPr>
+        <w:pStyle w:val="Titolo"/>
+      </w:pPr>
+      <w:r>
+        <w:t>Crediti</w:t>
+      </w:r>
+    </w:p>
+    <w:p>
+      <w:r>
+        <w:br/>
+      </w:r>
+      <w:r>
+        <w:t xml:space="preserve">Il componente hardware è un </w:t>
+      </w:r>
+      <w:r>
+        <w:rPr>
+          <w:b/>
+          <w:bCs/>
+        </w:rPr>
+        <w:t>ATOM Matrix ESP32</w:t>
+      </w:r>
+      <w:r>
+        <w:t xml:space="preserve">, programmato da M9Lab utilizzando la libreria </w:t>
+      </w:r>
+      <w:proofErr w:type="spellStart"/>
+      <w:r>
+        <w:rPr>
+          <w:b/>
+          <w:bCs/>
+        </w:rPr>
+        <w:t>Legoino</w:t>
+      </w:r>
+      <w:proofErr w:type="spellEnd"/>
+      <w:r>
+        <w:t xml:space="preserve"> di </w:t>
+      </w:r>
+      <w:r>
+        <w:rPr>
+          <w:b/>
+          <w:bCs/>
+        </w:rPr>
+        <w:t xml:space="preserve">Cornelius </w:t>
+      </w:r>
+      <w:proofErr w:type="spellStart"/>
+      <w:r>
+        <w:rPr>
+          <w:b/>
+          <w:bCs/>
+        </w:rPr>
+        <w:t>Munz</w:t>
+      </w:r>
+      <w:proofErr w:type="spellEnd"/>
+      <w:r>
+        <w:t>. (</w:t>
+      </w:r>
+      <w:hyperlink r:id="rId11" w:history="1">
+        <w:r>
+          <w:rPr>
+            <w:rStyle w:val="Collegamentoipertestuale"/>
+          </w:rPr>
+          <w:t>https://github.com/corneliusmunz/legoino</w:t>
+        </w:r>
+      </w:hyperlink>
+      <w:r>
+        <w:t>)</w:t>
+      </w:r>
+    </w:p>
+    <w:p>
+      <w:r>
+        <w:t xml:space="preserve">I loghi e i marchi sono </w:t>
+      </w:r>
+      <w:proofErr w:type="gramStart"/>
+      <w:r>
+        <w:t>copyright</w:t>
+      </w:r>
+      <w:proofErr w:type="gramEnd"/>
+      <w:r>
+        <w:t xml:space="preserve"> dei rispettivi proprietari </w:t>
+      </w:r>
+      <w:r>
+        <w:br/>
+      </w:r>
+      <w:r>
+        <w:br/>
+      </w:r>
+      <w:r>
+        <w:t>Per eventuali comunicazioni di errori, suggerimenti o segnalazioni:</w:t>
+      </w:r>
+    </w:p>
+    <w:p>
+      <w:r>
+        <w:t xml:space="preserve">mail: </w:t>
+      </w:r>
+      <w:hyperlink r:id="rId12" w:history="1">
+        <w:r>
+          <w:rPr>
+            <w:rStyle w:val="Collegamentoipertestuale"/>
+          </w:rPr>
+          <w:t>ethan.emotion@gmail.com</w:t>
+        </w:r>
+      </w:hyperlink>
+      <w:r>
+        <w:br/>
+        <w:t xml:space="preserve">web: </w:t>
+      </w:r>
+      <w:hyperlink r:id="rId13" w:history="1">
+        <w:r>
+          <w:rPr>
+            <w:rStyle w:val="Collegamentoipertestuale"/>
+          </w:rPr>
+          <w:t>https://www.facebook.com/m9lab</w:t>
+        </w:r>
+      </w:hyperlink>
+    </w:p>
+    <w:p>
+      <w:pPr>
+        <w:rPr>
+          <w:sz w:val="28"/>
+          <w:szCs w:val="28"/>
+        </w:rPr>
+      </w:pPr>
+    </w:p>
+    <w:p>
+      <w:pPr>
+        <w:rPr>
+          <w:sz w:val="144"/>
+          <w:szCs w:val="144"/>
+        </w:rPr>
+      </w:pPr>
+      <w:r>
+        <w:rPr>
+          <w:noProof/>
+          <w:sz w:val="36"/>
+          <w:szCs w:val="36"/>
+        </w:rPr>
+        <w:drawing>
+          <wp:anchor distT="0" distB="0" distL="114300" distR="114300" simplePos="0" relativeHeight="251664384" behindDoc="1" locked="0" layoutInCell="1" allowOverlap="1" wp14:anchorId="2E2222E1" wp14:editId="0D1001AC">
+            <wp:simplePos x="0" y="0"/>
+            <wp:positionH relativeFrom="column">
+              <wp:posOffset>3962400</wp:posOffset>
+            </wp:positionH>
+            <wp:positionV relativeFrom="paragraph">
+              <wp:posOffset>113665</wp:posOffset>
+            </wp:positionV>
+            <wp:extent cx="1152525" cy="1152525"/>
+            <wp:effectExtent l="0" t="0" r="9525" b="9525"/>
+            <wp:wrapTight wrapText="bothSides">
+              <wp:wrapPolygon edited="0">
+                <wp:start x="0" y="0"/>
+                <wp:lineTo x="0" y="21421"/>
+                <wp:lineTo x="21421" y="21421"/>
+                <wp:lineTo x="21421" y="0"/>
+                <wp:lineTo x="0" y="0"/>
+              </wp:wrapPolygon>
+            </wp:wrapTight>
+            <wp:docPr id="8" name="Immagine 8" descr="C:\Users\stefano.ferrara\Google Drive\Mezza9Lab\M9LAB_LOGO_HD.png"/>
+            <wp:cNvGraphicFramePr>
+              <a:graphicFrameLocks xmlns:a="http://schemas.openxmlformats.org/drawingml/2006/main" noChangeAspect="1"/>
+            </wp:cNvGraphicFramePr>
+            <a:graphic xmlns:a="http://schemas.openxmlformats.org/drawingml/2006/main">
+              <a:graphicData uri="http://schemas.openxmlformats.org/drawingml/2006/picture">
+                <pic:pic xmlns:pic="http://schemas.openxmlformats.org/drawingml/2006/picture">
+                  <pic:nvPicPr>
+                    <pic:cNvPr id="0" name="Picture 3" descr="C:\Users\stefano.ferrara\Google Drive\Mezza9Lab\M9LAB_LOGO_HD.png"/>
                     <pic:cNvPicPr>
                       <a:picLocks noChangeAspect="1" noChangeArrowheads="1"/>
                     </pic:cNvPicPr>
                   </pic:nvPicPr>
                   <pic:blipFill>
-                    <a:blip r:embed="rId8" cstate="print">
+                    <a:blip r:embed="rId14" cstate="print">
                       <a:extLst>
                         <a:ext uri="{28A0092B-C50C-407E-A947-70E740481C1C}">
                           <a14:useLocalDpi xmlns:a14="http://schemas.microsoft.com/office/drawing/2010/main" val="0"/>
@@ -387,7 +1717,7 @@
                   <pic:spPr bwMode="auto">
                     <a:xfrm>
                       <a:off x="0" y="0"/>
-                      <a:ext cx="6105525" cy="3257550"/>
+                      <a:ext cx="1152525" cy="1152525"/>
                     </a:xfrm>
                     <a:prstGeom prst="rect">
                       <a:avLst/>
@@ -400,18 +1730,197 @@
                 </pic:pic>
               </a:graphicData>
             </a:graphic>
-          </wp:inline>
+            <wp14:sizeRelH relativeFrom="margin">
+              <wp14:pctWidth>0</wp14:pctWidth>
+            </wp14:sizeRelH>
+            <wp14:sizeRelV relativeFrom="margin">
+              <wp14:pctHeight>0</wp14:pctHeight>
+            </wp14:sizeRelV>
+          </wp:anchor>
         </w:drawing>
       </w:r>
-    </w:p>
-    <w:p>
-      <w:r>
-        <w:t>Useremo invece il controller sinistro per cambiare la velocità del treno selezionato in precedenza premendo i tasti "+" e "-" o fermarlo premendo il tasto rosso.</w:t>
-      </w:r>
-    </w:p>
+      <w:r>
+        <w:rPr>
+          <w:b/>
+          <w:noProof/>
+          <w:lang w:eastAsia="it-IT"/>
+        </w:rPr>
+        <w:drawing>
+          <wp:anchor distT="0" distB="0" distL="114300" distR="114300" simplePos="0" relativeHeight="251662336" behindDoc="1" locked="0" layoutInCell="1" allowOverlap="1" wp14:anchorId="0D612D8C" wp14:editId="5326B519">
+            <wp:simplePos x="0" y="0"/>
+            <wp:positionH relativeFrom="margin">
+              <wp:posOffset>1941830</wp:posOffset>
+            </wp:positionH>
+            <wp:positionV relativeFrom="page">
+              <wp:posOffset>3664585</wp:posOffset>
+            </wp:positionV>
+            <wp:extent cx="1266825" cy="1203325"/>
+            <wp:effectExtent l="0" t="0" r="9525" b="0"/>
+            <wp:wrapTight wrapText="bothSides">
+              <wp:wrapPolygon edited="0">
+                <wp:start x="0" y="0"/>
+                <wp:lineTo x="0" y="21201"/>
+                <wp:lineTo x="21438" y="21201"/>
+                <wp:lineTo x="21438" y="0"/>
+                <wp:lineTo x="0" y="0"/>
+              </wp:wrapPolygon>
+            </wp:wrapTight>
+            <wp:docPr id="4" name="Immagine 4" descr="C:\Users\stefano.ferrara\Desktop\stickers_logo_text.png"/>
+            <wp:cNvGraphicFramePr>
+              <a:graphicFrameLocks xmlns:a="http://schemas.openxmlformats.org/drawingml/2006/main" noChangeAspect="1"/>
+            </wp:cNvGraphicFramePr>
+            <a:graphic xmlns:a="http://schemas.openxmlformats.org/drawingml/2006/main">
+              <a:graphicData uri="http://schemas.openxmlformats.org/drawingml/2006/picture">
+                <pic:pic xmlns:pic="http://schemas.openxmlformats.org/drawingml/2006/picture">
+                  <pic:nvPicPr>
+                    <pic:cNvPr id="0" name="Picture 4" descr="C:\Users\stefano.ferrara\Desktop\stickers_logo_text.png"/>
+                    <pic:cNvPicPr>
+                      <a:picLocks noChangeAspect="1" noChangeArrowheads="1"/>
+                    </pic:cNvPicPr>
+                  </pic:nvPicPr>
+                  <pic:blipFill>
+                    <a:blip r:embed="rId15">
+                      <a:extLst>
+                        <a:ext uri="{28A0092B-C50C-407E-A947-70E740481C1C}">
+                          <a14:useLocalDpi xmlns:a14="http://schemas.microsoft.com/office/drawing/2010/main" val="0"/>
+                        </a:ext>
+                      </a:extLst>
+                    </a:blip>
+                    <a:srcRect/>
+                    <a:stretch>
+                      <a:fillRect/>
+                    </a:stretch>
+                  </pic:blipFill>
+                  <pic:spPr bwMode="auto">
+                    <a:xfrm>
+                      <a:off x="0" y="0"/>
+                      <a:ext cx="1266825" cy="1203325"/>
+                    </a:xfrm>
+                    <a:prstGeom prst="rect">
+                      <a:avLst/>
+                    </a:prstGeom>
+                    <a:noFill/>
+                    <a:ln>
+                      <a:noFill/>
+                    </a:ln>
+                  </pic:spPr>
+                </pic:pic>
+              </a:graphicData>
+            </a:graphic>
+            <wp14:sizeRelH relativeFrom="margin">
+              <wp14:pctWidth>0</wp14:pctWidth>
+            </wp14:sizeRelH>
+            <wp14:sizeRelV relativeFrom="margin">
+              <wp14:pctHeight>0</wp14:pctHeight>
+            </wp14:sizeRelV>
+          </wp:anchor>
+        </w:drawing>
+      </w:r>
+      <w:r>
+        <w:rPr>
+          <w:b/>
+          <w:noProof/>
+          <w:lang w:eastAsia="it-IT"/>
+        </w:rPr>
+        <w:drawing>
+          <wp:anchor distT="0" distB="0" distL="114300" distR="114300" simplePos="0" relativeHeight="251663360" behindDoc="0" locked="0" layoutInCell="1" allowOverlap="1" wp14:anchorId="470E72AB" wp14:editId="1F446A18">
+            <wp:simplePos x="0" y="0"/>
+            <wp:positionH relativeFrom="column">
+              <wp:posOffset>28575</wp:posOffset>
+            </wp:positionH>
+            <wp:positionV relativeFrom="page">
+              <wp:posOffset>3642995</wp:posOffset>
+            </wp:positionV>
+            <wp:extent cx="1181100" cy="1181100"/>
+            <wp:effectExtent l="0" t="0" r="0" b="0"/>
+            <wp:wrapSquare wrapText="bothSides"/>
+            <wp:docPr id="5" name="Immagine 5" descr="C:\Users\stefano.ferrara\Desktop\brand.gif"/>
+            <wp:cNvGraphicFramePr>
+              <a:graphicFrameLocks xmlns:a="http://schemas.openxmlformats.org/drawingml/2006/main" noChangeAspect="1"/>
+            </wp:cNvGraphicFramePr>
+            <a:graphic xmlns:a="http://schemas.openxmlformats.org/drawingml/2006/main">
+              <a:graphicData uri="http://schemas.openxmlformats.org/drawingml/2006/picture">
+                <pic:pic xmlns:pic="http://schemas.openxmlformats.org/drawingml/2006/picture">
+                  <pic:nvPicPr>
+                    <pic:cNvPr id="0" name="Picture 5" descr="C:\Users\stefano.ferrara\Desktop\brand.gif"/>
+                    <pic:cNvPicPr>
+                      <a:picLocks noChangeAspect="1" noChangeArrowheads="1"/>
+                    </pic:cNvPicPr>
+                  </pic:nvPicPr>
+                  <pic:blipFill>
+                    <a:blip r:embed="rId16">
+                      <a:extLst>
+                        <a:ext uri="{28A0092B-C50C-407E-A947-70E740481C1C}">
+                          <a14:useLocalDpi xmlns:a14="http://schemas.microsoft.com/office/drawing/2010/main" val="0"/>
+                        </a:ext>
+                      </a:extLst>
+                    </a:blip>
+                    <a:srcRect/>
+                    <a:stretch>
+                      <a:fillRect/>
+                    </a:stretch>
+                  </pic:blipFill>
+                  <pic:spPr bwMode="auto">
+                    <a:xfrm>
+                      <a:off x="0" y="0"/>
+                      <a:ext cx="1181100" cy="1181100"/>
+                    </a:xfrm>
+                    <a:prstGeom prst="rect">
+                      <a:avLst/>
+                    </a:prstGeom>
+                    <a:noFill/>
+                    <a:ln>
+                      <a:noFill/>
+                    </a:ln>
+                  </pic:spPr>
+                </pic:pic>
+              </a:graphicData>
+            </a:graphic>
+            <wp14:sizeRelH relativeFrom="margin">
+              <wp14:pctWidth>0</wp14:pctWidth>
+            </wp14:sizeRelH>
+            <wp14:sizeRelV relativeFrom="margin">
+              <wp14:pctHeight>0</wp14:pctHeight>
+            </wp14:sizeRelV>
+          </wp:anchor>
+        </w:drawing>
+      </w:r>
+      <w:r>
+        <w:rPr>
+          <w:sz w:val="144"/>
+          <w:szCs w:val="144"/>
+        </w:rPr>
+        <w:t>+</w:t>
+      </w:r>
+      <w:r>
+        <w:rPr>
+          <w:sz w:val="144"/>
+          <w:szCs w:val="144"/>
+        </w:rPr>
+        <w:t xml:space="preserve">            =</w:t>
+      </w:r>
+    </w:p>
+    <w:p>
+      <w:pPr>
+        <w:rPr>
+          <w:sz w:val="144"/>
+          <w:szCs w:val="144"/>
+        </w:rPr>
+      </w:pPr>
+      <w:r>
+        <w:rPr>
+          <w:sz w:val="144"/>
+          <w:szCs w:val="144"/>
+        </w:rPr>
+        <w:t xml:space="preserve">         </w:t>
+      </w:r>
+    </w:p>
+    <w:p/>
+    <w:p/>
+    <w:p/>
     <w:sectPr>
       <w:pgSz w:w="11906" w:h="16838"/>
-      <w:pgMar w:top="1417" w:right="1134" w:bottom="1134" w:left="1134" w:header="708" w:footer="708" w:gutter="0"/>
+      <w:pgMar w:top="720" w:right="720" w:bottom="720" w:left="720" w:header="708" w:footer="708" w:gutter="0"/>
       <w:cols w:space="708"/>
       <w:docGrid w:linePitch="360"/>
     </w:sectPr>
@@ -819,11 +2328,76 @@
   <w:style w:type="paragraph" w:default="1" w:styleId="Normale">
     <w:name w:val="Normal"/>
     <w:qFormat/>
+    <w:rsid w:val="007D030A"/>
+  </w:style>
+  <w:style w:type="paragraph" w:styleId="Titolo1">
+    <w:name w:val="heading 1"/>
+    <w:basedOn w:val="Normale"/>
+    <w:next w:val="Normale"/>
+    <w:link w:val="Titolo1Carattere"/>
+    <w:uiPriority w:val="9"/>
+    <w:qFormat/>
+    <w:rsid w:val="000C41F4"/>
+    <w:pPr>
+      <w:keepNext/>
+      <w:keepLines/>
+      <w:spacing w:before="240" w:after="0"/>
+      <w:outlineLvl w:val="0"/>
+    </w:pPr>
+    <w:rPr>
+      <w:rFonts w:asciiTheme="majorHAnsi" w:eastAsiaTheme="majorEastAsia" w:hAnsiTheme="majorHAnsi" w:cstheme="majorBidi"/>
+      <w:color w:val="2F5496" w:themeColor="accent1" w:themeShade="BF"/>
+      <w:sz w:val="32"/>
+      <w:szCs w:val="32"/>
+    </w:rPr>
+  </w:style>
+  <w:style w:type="paragraph" w:styleId="Titolo2">
+    <w:name w:val="heading 2"/>
+    <w:basedOn w:val="Normale"/>
+    <w:next w:val="Normale"/>
+    <w:link w:val="Titolo2Carattere"/>
+    <w:uiPriority w:val="9"/>
+    <w:unhideWhenUsed/>
+    <w:qFormat/>
+    <w:rsid w:val="000C41F4"/>
+    <w:pPr>
+      <w:keepNext/>
+      <w:keepLines/>
+      <w:spacing w:before="40" w:after="0"/>
+      <w:outlineLvl w:val="1"/>
+    </w:pPr>
+    <w:rPr>
+      <w:rFonts w:asciiTheme="majorHAnsi" w:eastAsiaTheme="majorEastAsia" w:hAnsiTheme="majorHAnsi" w:cstheme="majorBidi"/>
+      <w:color w:val="2F5496" w:themeColor="accent1" w:themeShade="BF"/>
+      <w:sz w:val="26"/>
+      <w:szCs w:val="26"/>
+    </w:rPr>
+  </w:style>
+  <w:style w:type="paragraph" w:styleId="Titolo3">
+    <w:name w:val="heading 3"/>
+    <w:basedOn w:val="Normale"/>
+    <w:next w:val="Normale"/>
+    <w:link w:val="Titolo3Carattere"/>
+    <w:uiPriority w:val="9"/>
+    <w:unhideWhenUsed/>
+    <w:qFormat/>
+    <w:rsid w:val="000C41F4"/>
+    <w:pPr>
+      <w:keepNext/>
+      <w:keepLines/>
+      <w:spacing w:before="40" w:after="0"/>
+      <w:outlineLvl w:val="2"/>
+    </w:pPr>
+    <w:rPr>
+      <w:rFonts w:asciiTheme="majorHAnsi" w:eastAsiaTheme="majorEastAsia" w:hAnsiTheme="majorHAnsi" w:cstheme="majorBidi"/>
+      <w:color w:val="1F3763" w:themeColor="accent1" w:themeShade="7F"/>
+      <w:sz w:val="24"/>
+      <w:szCs w:val="24"/>
+    </w:rPr>
   </w:style>
   <w:style w:type="character" w:default="1" w:styleId="Carpredefinitoparagrafo">
     <w:name w:val="Default Paragraph Font"/>
     <w:uiPriority w:val="1"/>
-    <w:semiHidden/>
     <w:unhideWhenUsed/>
   </w:style>
   <w:style w:type="table" w:default="1" w:styleId="Tabellanormale">
@@ -879,6 +2453,68 @@
       <w:kern w:val="28"/>
       <w:sz w:val="56"/>
       <w:szCs w:val="56"/>
+    </w:rPr>
+  </w:style>
+  <w:style w:type="character" w:styleId="Collegamentoipertestuale">
+    <w:name w:val="Hyperlink"/>
+    <w:basedOn w:val="Carpredefinitoparagrafo"/>
+    <w:uiPriority w:val="99"/>
+    <w:unhideWhenUsed/>
+    <w:rsid w:val="00A45BBD"/>
+    <w:rPr>
+      <w:color w:val="0563C1" w:themeColor="hyperlink"/>
+      <w:u w:val="single"/>
+    </w:rPr>
+  </w:style>
+  <w:style w:type="character" w:styleId="Menzionenonrisolta">
+    <w:name w:val="Unresolved Mention"/>
+    <w:basedOn w:val="Carpredefinitoparagrafo"/>
+    <w:uiPriority w:val="99"/>
+    <w:semiHidden/>
+    <w:unhideWhenUsed/>
+    <w:rsid w:val="00A45BBD"/>
+    <w:rPr>
+      <w:color w:val="605E5C"/>
+      <w:shd w:val="clear" w:color="auto" w:fill="E1DFDD"/>
+    </w:rPr>
+  </w:style>
+  <w:style w:type="character" w:customStyle="1" w:styleId="Titolo2Carattere">
+    <w:name w:val="Titolo 2 Carattere"/>
+    <w:basedOn w:val="Carpredefinitoparagrafo"/>
+    <w:link w:val="Titolo2"/>
+    <w:uiPriority w:val="9"/>
+    <w:rsid w:val="000C41F4"/>
+    <w:rPr>
+      <w:rFonts w:asciiTheme="majorHAnsi" w:eastAsiaTheme="majorEastAsia" w:hAnsiTheme="majorHAnsi" w:cstheme="majorBidi"/>
+      <w:color w:val="2F5496" w:themeColor="accent1" w:themeShade="BF"/>
+      <w:sz w:val="26"/>
+      <w:szCs w:val="26"/>
+    </w:rPr>
+  </w:style>
+  <w:style w:type="character" w:customStyle="1" w:styleId="Titolo3Carattere">
+    <w:name w:val="Titolo 3 Carattere"/>
+    <w:basedOn w:val="Carpredefinitoparagrafo"/>
+    <w:link w:val="Titolo3"/>
+    <w:uiPriority w:val="9"/>
+    <w:rsid w:val="000C41F4"/>
+    <w:rPr>
+      <w:rFonts w:asciiTheme="majorHAnsi" w:eastAsiaTheme="majorEastAsia" w:hAnsiTheme="majorHAnsi" w:cstheme="majorBidi"/>
+      <w:color w:val="1F3763" w:themeColor="accent1" w:themeShade="7F"/>
+      <w:sz w:val="24"/>
+      <w:szCs w:val="24"/>
+    </w:rPr>
+  </w:style>
+  <w:style w:type="character" w:customStyle="1" w:styleId="Titolo1Carattere">
+    <w:name w:val="Titolo 1 Carattere"/>
+    <w:basedOn w:val="Carpredefinitoparagrafo"/>
+    <w:link w:val="Titolo1"/>
+    <w:uiPriority w:val="9"/>
+    <w:rsid w:val="000C41F4"/>
+    <w:rPr>
+      <w:rFonts w:asciiTheme="majorHAnsi" w:eastAsiaTheme="majorEastAsia" w:hAnsiTheme="majorHAnsi" w:cstheme="majorBidi"/>
+      <w:color w:val="2F5496" w:themeColor="accent1" w:themeShade="BF"/>
+      <w:sz w:val="32"/>
+      <w:szCs w:val="32"/>
     </w:rPr>
   </w:style>
 </w:styles>
